--- a/Science Books/Evolution/22 - Brains Instincts and the Evolution of Behavior.docx
+++ b/Science Books/Evolution/22 - Brains Instincts and the Evolution of Behavior.docx
@@ -5,6 +5,8 @@
     <w:p>
       <w:pPr>
         <w:pStyle w:val="Title"/>
+        <w:ind w:left="0" w:right="0" w:firstLine="0"/>
+        <w:jc w:val="center"/>
       </w:pPr>
       <w:r>
         <w:t>Life: Science for Everyone</w:t>
@@ -13,6 +15,8 @@
     <w:p>
       <w:pPr>
         <w:pStyle w:val="Heading1"/>
+        <w:ind w:left="0" w:right="0" w:firstLine="0"/>
+        <w:jc w:val="center"/>
       </w:pPr>
       <w:r>
         <w:t>Chapter 22</w:t>
@@ -21,6 +25,8 @@
     <w:p>
       <w:pPr>
         <w:pStyle w:val="Heading1"/>
+        <w:ind w:left="0" w:right="0" w:firstLine="0"/>
+        <w:jc w:val="center"/>
       </w:pPr>
       <w:r>
         <w:t>Brains, Instincts and the Evolution of Behavior</w:t>
@@ -29,365 +35,497 @@
     <w:p>
       <w:pPr>
         <w:pStyle w:val="Heading1"/>
+        <w:ind w:left="0" w:right="0" w:firstLine="0"/>
+        <w:jc w:val="center"/>
       </w:pPr>
       <w:r>
         <w:t>Why Have Nerves At All</w:t>
       </w:r>
     </w:p>
     <w:p>
-      <w:pPr/>
+      <w:pPr>
+        <w:ind w:left="0" w:right="0" w:firstLine="0"/>
+        <w:jc w:val="center"/>
+      </w:pPr>
       <w:r>
-        <w:t>Chapter 14 traced the origin of multicellular bodies, and Chapter 15 traced the sudden proliferation of body plans in the Cambrian. Neither chapter dwelt on a question that follows naturally from both: why would a body need a nervous system in the first place?</w:t>
+        <w:t>Why would a body need nerves at all?</w:t>
       </w:r>
-    </w:p>
-    <w:p>
-      <w:pPr/>
       <w:r>
-        <w:t>The most basic answer connects directly back to a pattern established repeatedly across this book. An organism that can move needs a way to decide which direction to move in, and an organism capable of sensing its environment gains little advantage from that sensing unless the sensory information can be rapidly transmitted to whatever part of the body actually controls movement.</w:t>
+        <w:br/>
+        <w:br/>
+        <w:t>Here is the basic answer. An animal that can move needs some way to decide which direction to move in.</w:t>
       </w:r>
-    </w:p>
-    <w:p>
-      <w:pPr/>
       <w:r>
-        <w:t>Once an animal can move and sense, a further capability becomes valuable: prediction. An animal that can anticipate where food, a predator, or a mate is likely to be, based on patterns in its past experience, will generally outcompete one that can only react to what is directly in front of it at this exact moment. Nervous systems, across the animal kingdom, are built, fundamentally, for exactly these two connected jobs: coordinating movement in response to sensation, and, in progressively more sophisticated lineages, predicting what is likely to happen next.</w:t>
+        <w:br/>
+        <w:br/>
+        <w:t>Sensing the world does little good on its own. That sensory information has to travel fast, from the sense organ to whatever part of the body actually moves.</w:t>
+      </w:r>
+      <w:r>
+        <w:br/>
+        <w:br/>
+        <w:t>Once an animal can sense and move, one more skill becomes valuable: guessing what happens next. An animal that can predict where food, danger, or a mate is likely to be has an edge. It beats an animal that can only react to what is right in front of it.</w:t>
+      </w:r>
+      <w:r>
+        <w:br/>
+        <w:br/>
+        <w:t xml:space="preserve">A </w:t>
+      </w:r>
+      <w:r>
+        <w:rPr>
+          <w:b/>
+        </w:rPr>
+        <w:t>nervous system</w:t>
+      </w:r>
+      <w:r>
+        <w:t xml:space="preserve"> is a network of cells built for exactly these two jobs. It links what an animal senses to how it moves. In the more sophisticated animals, it also predicts what is coming.</w:t>
       </w:r>
     </w:p>
     <w:p>
       <w:pPr>
         <w:pStyle w:val="Heading1"/>
+        <w:ind w:left="0" w:right="0" w:firstLine="0"/>
+        <w:jc w:val="center"/>
       </w:pPr>
       <w:r>
         <w:t>The First Nerves</w:t>
       </w:r>
     </w:p>
     <w:p>
-      <w:pPr/>
+      <w:pPr>
+        <w:ind w:left="0" w:right="0" w:firstLine="0"/>
+        <w:jc w:val="center"/>
+      </w:pPr>
       <w:r>
-        <w:t>The simplest known nervous systems, called nerve nets, are found in jellyfish and related animals called cnidarians, a lineage that branched off extremely early in animal evolutionary history, likely before the Cambrian explosion described in Chapter 15.</w:t>
+        <w:t>The simplest nervous systems belong to jellyfish and their relatives, a group called cnidarians. This lineage split off very early in animal history. Most of today's animal body types had not even appeared yet.</w:t>
       </w:r>
-    </w:p>
-    <w:p>
-      <w:pPr/>
       <w:r>
-        <w:t>A nerve net is exactly what the name suggests: neurons distributed diffusely across the animal's body, connected to each other in a loose, decentralized web, rather than concentrated into anything resembling a brain. A jellyfish stung on one side of its body can generate a coordinated swimming response across its entire body, without any single central structure directing that response, the coordination instead emerging from the distributed net of connected neurons working together.</w:t>
+        <w:br/>
+        <w:br/>
+        <w:t xml:space="preserve">Jellyfish have what biologists call a </w:t>
       </w:r>
-    </w:p>
-    <w:p>
-      <w:pPr/>
       <w:r>
-        <w:t>This is a genuinely useful reminder that a brain, a centralized processing structure, is not a strict requirement for coordinated, adaptive behavior. It is, however, an efficient solution to a problem that becomes increasingly pressing as an animal's body, and its behavioral repertoire, grow more complex, and it is the solution most animal lineages, including our own, eventually settled on.</w:t>
+        <w:rPr>
+          <w:b/>
+        </w:rPr>
+        <w:t>nerve net</w:t>
+      </w:r>
+      <w:r>
+        <w:t>. Nerve cells spread out across the whole body, like a loose web. There is no single brain gathering them together.</w:t>
+      </w:r>
+      <w:r>
+        <w:br/>
+        <w:br/>
+        <w:t>Sting a jellyfish on one side, and its whole body can respond with a coordinated swimming motion. No central command post gives the order. The web of connected nerve cells works it out together.</w:t>
+      </w:r>
+      <w:r>
+        <w:br/>
+        <w:br/>
+        <w:t>This is a useful reminder. A brain, meaning one central structure that does the thinking, is not strictly required for coordinated, useful behavior.</w:t>
+      </w:r>
+      <w:r>
+        <w:br/>
+        <w:br/>
+        <w:t>A brain is, however, an efficient answer to a hard problem. That problem gets harder as an animal's body and behavior grow more complicated. It is the answer most animal lineages, ours included, eventually landed on.</w:t>
       </w:r>
     </w:p>
     <w:p>
       <w:pPr>
         <w:pStyle w:val="Heading1"/>
+        <w:ind w:left="0" w:right="0" w:firstLine="0"/>
+        <w:jc w:val="center"/>
       </w:pPr>
       <w:r>
         <w:t>An Expensive Organ</w:t>
       </w:r>
     </w:p>
     <w:p>
-      <w:pPr/>
+      <w:pPr>
+        <w:ind w:left="0" w:right="0" w:firstLine="0"/>
+        <w:jc w:val="center"/>
+      </w:pPr>
       <w:r>
-        <w:t>Chapter 27a will later ask what, if anything, it is like to be a system that processes information in the way a brain does. This chapter's concern is narrower and more tractable: brains, whatever else they may or may not do, are metabolically expensive to build and to run, and that expense is itself a significant evolutionary fact worth taking seriously.</w:t>
+        <w:t>A later chapter in this book will ask what it might feel like to be a brain. This chapter asks a smaller, easier question. How much does a brain cost to run? And why does that cost matter to evolution?</w:t>
       </w:r>
-    </w:p>
-    <w:p>
-      <w:pPr/>
       <w:r>
-        <w:t>In an adult human at rest, the brain accounts for roughly a fifth of the body's total resting energy consumption, despite making up only around two percent of total body mass, a striking disproportion first introduced in Chapter 4's discussion of the mitochondrial energy budget that makes complex life possible at all.</w:t>
+        <w:br/>
+        <w:br/>
+        <w:t>In a resting adult human, the brain burns roughly a fifth of the body's total energy. Yet it makes up only about two percent of body weight.</w:t>
       </w:r>
-    </w:p>
-    <w:p>
-      <w:pPr/>
       <w:r>
-        <w:t>Because brain tissue is this costly to maintain, natural selection does not favor larger or more complex brains automatically or by default. A bigger brain has to earn its considerable metabolic keep, through some tangible improvement in an animal's ability to survive and reproduce that outweighs the substantial ongoing energetic cost of running it, exactly the kind of cost-benefit tradeoff Chapter 7 emphasized underlies every adaptation, however impressive it may appear.</w:t>
+        <w:br/>
+        <w:br/>
+        <w:t>Picture your resting body as a hundred-watt light bulb's worth of energy use. Your brain, at just one-fiftieth of your body weight, is quietly using twenty of those hundred watts.</w:t>
+      </w:r>
+      <w:r>
+        <w:br/>
+        <w:br/>
+        <w:t>Because brains cost this much to keep running, evolution does not hand out bigger brains for free. A bigger brain has to earn its expensive upkeep. It needs some real improvement in survival or reproduction. That improvement must be big enough to outweigh the ongoing cost of running the brain.</w:t>
       </w:r>
     </w:p>
     <w:p>
       <w:pPr>
         <w:pStyle w:val="Heading1"/>
+        <w:ind w:left="0" w:right="0" w:firstLine="0"/>
+        <w:jc w:val="center"/>
       </w:pPr>
       <w:r>
         <w:t>Instinct and Learning Are Not Opposites</w:t>
       </w:r>
     </w:p>
     <w:p>
-      <w:pPr/>
+      <w:pPr>
+        <w:ind w:left="0" w:right="0" w:firstLine="0"/>
+        <w:jc w:val="center"/>
+      </w:pPr>
       <w:r>
-        <w:t>A persistent, and largely mistaken, popular intuition treats instinct and learning as two entirely separate categories of behavior, as though some actions are simply hardwired from birth while others are acquired entirely through individual experience, with a clean line dividing the two.</w:t>
+        <w:t>Many people assume instinct and learning are two separate boxes. Either an action is wired in from birth, or it is learned entirely through experience. In this view, there is a clean line between the two.</w:t>
       </w:r>
-    </w:p>
-    <w:p>
-      <w:pPr/>
       <w:r>
-        <w:t>The actual picture, as ethologists, researchers who study animal behavior, have documented across many decades of careful observation, is considerably more blended. Many behaviors combine an innate predisposition, a genetically inherited tendency to respond to certain specific cues in certain specific ways, with a substantial capacity for that predisposition to be shaped, tuned, or triggered by individual experience during a critical window of development.</w:t>
+        <w:br/>
+        <w:br/>
+        <w:t>The real picture is messier, and more interesting. Ethologists, scientists who study animal behavior, have shown this over decades of careful observation.</w:t>
       </w:r>
-    </w:p>
-    <w:p>
-      <w:pPr/>
       <w:r>
-        <w:t>Imprinting is one of the clearest, most thoroughly studied examples of this blend. The zoologist Konrad Lorenz, working in the mid-twentieth century, demonstrated that newly hatched geese possess a strong, apparently innate predisposition to form a powerful attachment to, and subsequently follow, whatever moving object they first encounter during a brief, specific window shortly after hatching, an object that, under entirely natural conditions, is reliably the goose's own mother.</w:t>
+        <w:br/>
+        <w:br/>
+        <w:t>Many behaviors mix two things. One is an inborn urge, a genetically inherited push to react to certain cues in a certain way. The other is real room for that urge to be shaped by experience. That shaping tends to happen during one narrow window, early in life.</w:t>
       </w:r>
-    </w:p>
-    <w:p>
-      <w:pPr/>
       <w:r>
-        <w:t>Lorenz famously demonstrated that this attachment could, however, be redirected experimentally: goslings that first encountered Lorenz himself during this critical window formed the same strong, persistent following attachment to him instead, treating him, for practical purposes, as their parent. The predisposition to imprint on the first suitable moving object encountered is innate and genetically inherited. The specific identity of what gets imprinted upon, in this case Lorenz rather than an actual goose, is determined entirely by individual experience during that particular developmental window. Instinct supplies the rule. Experience supplies the specific content the rule gets applied to.</w:t>
+        <w:rPr>
+          <w:b/>
+        </w:rPr>
+        <w:br/>
+        <w:br/>
+        <w:t>Imprinting</w:t>
+      </w:r>
+      <w:r>
+        <w:t xml:space="preserve"> is one of the clearest examples of this mix. Konrad Lorenz was a zoologist who studied animal behavior in the mid-1900s. He showed that newly hatched geese have a strong, apparently inborn urge. They attach to, and follow, whatever moving object they meet first, in a brief window right after hatching. Under normal conditions, that object is always the mother goose.</w:t>
+      </w:r>
+      <w:r>
+        <w:br/>
+        <w:br/>
+        <w:t>Lorenz found something stranger, though. Goslings that met Lorenz himself during that same window attached to him instead. They followed him around as if he were their parent.</w:t>
+      </w:r>
+      <w:r>
+        <w:br/>
+        <w:br/>
+        <w:t>So the urge to imprint on the first suitable moving object is inborn. But which object gets imprinted on is decided by experience, in that one narrow window. Instinct supplies the rule. Experience fills in the details.</w:t>
       </w:r>
     </w:p>
     <w:p>
       <w:pPr>
         <w:pStyle w:val="Heading1"/>
+        <w:ind w:left="0" w:right="0" w:firstLine="0"/>
+        <w:jc w:val="center"/>
       </w:pPr>
       <w:r>
         <w:t>Four Questions for Any Behavior</w:t>
       </w:r>
     </w:p>
     <w:p>
-      <w:pPr/>
+      <w:pPr>
+        <w:ind w:left="0" w:right="0" w:firstLine="0"/>
+        <w:jc w:val="center"/>
+      </w:pPr>
       <w:r>
-        <w:t>In 1963, the ethologist Niko Tinbergen, who shared the Nobel Prize in Physiology or Medicine with Lorenz and a third researcher, Karl von Frisch, in 1973 for their foundational contributions to the scientific study of animal behavior, proposed a framework that remains one of the most useful organizing tools available for studying any behavior in any animal.</w:t>
+        <w:t>In 1963, Niko Tinbergen proposed a framework for studying any animal behavior. Tinbergen was an ethologist who spent his career studying instinct in animals. His framework is still one of the most useful tools we have. He shared the 1973 Nobel Prize in Physiology or Medicine for this work. He shared it with Lorenz and a third researcher, Karl von Frisch, who had decoded how bees communicate.</w:t>
       </w:r>
-    </w:p>
-    <w:p>
-      <w:pPr/>
       <w:r>
-        <w:t>Tinbergen argued that a complete explanation of any given behavior actually requires answering four genuinely distinct questions, which are frequently, and mistakenly, conflated with one another in casual discussion.</w:t>
+        <w:br/>
+        <w:br/>
+        <w:t>Tinbergen argued that fully explaining any behavior means answering four separate questions. People often mix these questions up in everyday conversation, and that mix-up causes a lot of confusion.</w:t>
       </w:r>
-    </w:p>
-    <w:p>
-      <w:pPr/>
       <w:r>
-        <w:t>The mechanism question asks how the behavior actually works, in immediate, proximate terms: which sensory cues trigger it, which neural and hormonal pathways carry it out, what the immediate physiological steps involved actually are.</w:t>
+        <w:br/>
+        <w:br/>
+        <w:t>The mechanism question asks how the behavior works right now. Which senses trigger it? Which nerves and hormones carry it out? What actually happens in the body, step by step?</w:t>
       </w:r>
-    </w:p>
-    <w:p>
-      <w:pPr/>
       <w:r>
-        <w:t>The development question asks how the behavior arises over the course of an individual animal's lifetime, from its earliest embryonic beginnings through to its fully developed adult expression, including exactly the kind of interplay between innate predisposition and individual experience the imprinting example above illustrates.</w:t>
+        <w:br/>
+        <w:br/>
+        <w:t>The development question asks how the behavior grows over one animal's life. It traces the behavior from its earliest beginnings to its adult form. The mix of instinct and experience in the imprinting example above is exactly this kind of answer.</w:t>
       </w:r>
-    </w:p>
-    <w:p>
-      <w:pPr/>
       <w:r>
-        <w:t>The function question, sometimes also called the adaptive significance question, asks what evolutionary advantage the behavior currently confers, in terms of the individual's survival and reproduction, connecting directly to the natural selection framework Chapter 7 laid out.</w:t>
+        <w:br/>
+        <w:br/>
+        <w:t>The function question asks what advantage the behavior gives the animal right now, in terms of surviving and reproducing. This is the same natural-selection logic Chapter 7 laid out for physical traits, now aimed at behavior instead.</w:t>
       </w:r>
-    </w:p>
-    <w:p>
-      <w:pPr/>
       <w:r>
-        <w:t>And the phylogeny question, sometimes called the evolutionary history question, asks how the behavior evolved over the course of the species' own evolutionary history, tracing its likely origin and subsequent modification across ancestral lineages.</w:t>
+        <w:br/>
+        <w:br/>
+        <w:t>The phylogeny question asks how the behavior evolved over the species' whole history. Where did it likely start, and how did it change across ancestors?</w:t>
       </w:r>
-    </w:p>
-    <w:p>
-      <w:pPr/>
       <w:r>
-        <w:t>Tinbergen's key methodological insight was that a full, satisfying explanation of any complex behavior generally requires addressing all four of these questions, and that a great deal of unnecessary confusion in discussions of animal, and indeed human, behavior arises specifically from mistaking a good answer to one of these four questions for a complete answer to all of them.</w:t>
+        <w:br/>
+        <w:br/>
+        <w:t>Tinbergen's real insight was this: a full explanation needs all four answers. It is easy to mistake a good answer to one question for a complete answer to all four. That mistake causes most of the confusion people have about animal, and human, behavior.</w:t>
       </w:r>
     </w:p>
     <w:p>
       <w:pPr>
         <w:pStyle w:val="Heading1"/>
+        <w:ind w:left="0" w:right="0" w:firstLine="0"/>
+        <w:jc w:val="center"/>
       </w:pPr>
       <w:r>
         <w:t>Bigger Groups, Bigger Brains</w:t>
       </w:r>
     </w:p>
     <w:p>
-      <w:pPr/>
+      <w:pPr>
+        <w:ind w:left="0" w:right="0" w:firstLine="0"/>
+        <w:jc w:val="center"/>
+      </w:pPr>
       <w:r>
-        <w:t>Why do some animal lineages, our own very much included, invest so heavily in unusually large, expensive brains, relative to their overall body size, while others do not?</w:t>
+        <w:t>Why do some animals grow unusually large, expensive brains for their body size, while others do not? Humans are very much included in that question.</w:t>
       </w:r>
-    </w:p>
-    <w:p>
-      <w:pPr/>
       <w:r>
-        <w:t>One influential, though genuinely still debated, explanation, associated most closely with the anthropologist Robin Dunbar, proposes what is generally called the social brain hypothesis. Dunbar's research, comparing brain size, and specifically the size of the neocortex, the outer, more recently evolved layer of the mammalian brain, across many different primate species, found a notably strong statistical correlation between relative brain size and the typical size of the social groups a given primate species tends to live in.</w:t>
+        <w:br/>
+        <w:br/>
+        <w:t xml:space="preserve">One influential idea, still debated, comes from Robin Dunbar, an anthropologist who studies primate social life. It is called the </w:t>
       </w:r>
-    </w:p>
-    <w:p>
-      <w:pPr/>
       <w:r>
-        <w:t>Dunbar's proposed explanation is that navigating a large, complex social group, tracking who is friendly with whom, who has recently cooperated or defected in the sense Chapter 12 described, who outranks whom in a shifting social hierarchy, and adjusting one's own behavior accordingly, is itself a substantial and ongoing cognitive demand, one that would favor the evolution of correspondingly larger, more capable brains in social species living in larger groups.</w:t>
+        <w:rPr>
+          <w:b/>
+        </w:rPr>
+        <w:t>social brain hypothesis</w:t>
       </w:r>
-    </w:p>
-    <w:p>
-      <w:pPr/>
       <w:r>
-        <w:t>Based on this correlation, Dunbar further proposed what has become known, somewhat informally, as Dunbar's number, an estimate, extrapolated from the relationship observed across other primates, suggesting a natural cognitive limit, for humans, of somewhere around 150 stable social relationships that a single individual can meaningfully track and maintain at once. This specific numerical estimate, and indeed the broader social brain hypothesis itself as the primary explanation for large brain size across primates more generally, remain genuinely contested within the research community, with some subsequent studies finding weaker or more inconsistent support for the specific correlation Dunbar originally reported, and this book flags that ongoing debate here explicitly, rather than presenting either the hypothesis or the specific number as more settled than the current evidence actually supports.</w:t>
+        <w:t>. Dunbar compared brain size across many primate species. He looked specifically at the neocortex, the brain's outer and more recently evolved layer. He found a strong link between relative brain size and group size. The bigger the typical social group a species lives in, the bigger its relative brain size tended to be.</w:t>
+      </w:r>
+      <w:r>
+        <w:br/>
+        <w:br/>
+        <w:t>Dunbar's explanation: keeping track of a large social group is hard mental work. You have to remember who is friendly with whom. You have to track who has helped others and who has let others down. And you have to know who outranks whom, in a hierarchy that keeps shifting. Species that face this challenge in bigger groups may need bigger brains to handle it.</w:t>
+      </w:r>
+      <w:r>
+        <w:br/>
+        <w:br/>
+        <w:t>From this pattern, Dunbar proposed what is now called Dunbar's number. It is an estimate that a single human can only really keep track of around 150 stable relationships at once. Picture your own address book or contacts list. Dunbar's claim is that only about 150 of those names could ever really feel like people you actually know. The rest are just names on a list.</w:t>
+      </w:r>
+      <w:r>
+        <w:br/>
+        <w:br/>
+        <w:t>Both the specific number and the wider social brain hypothesis remain disputed. Some later studies found the pattern weaker than Dunbar first reported. This book flags that debate here, rather than presenting either idea as more settled than the evidence actually supports.</w:t>
       </w:r>
     </w:p>
     <w:p>
       <w:pPr>
         <w:pStyle w:val="Heading1"/>
+        <w:ind w:left="0" w:right="0" w:firstLine="0"/>
+        <w:jc w:val="center"/>
       </w:pPr>
       <w:r>
         <w:t>Intelligence, Evolved Twice</w:t>
       </w:r>
     </w:p>
     <w:p>
-      <w:pPr/>
+      <w:pPr>
+        <w:ind w:left="0" w:right="0" w:firstLine="0"/>
+        <w:jc w:val="center"/>
+      </w:pPr>
       <w:r>
-        <w:t>Chapter 18 already noted, in passing, that sophisticated tool use and problem-solving intelligence have evolved independently on at least two, and arguably more, separate occasions among animals, in lineages with genuinely, radically different underlying nervous system architectures, and this chapter is the natural place to examine both cases directly.</w:t>
+        <w:t>Clever tool use has evolved independently at least twice among animals, in lineages with very different nervous systems. This chapter is the place to look at both cases closely.</w:t>
       </w:r>
-    </w:p>
-    <w:p>
-      <w:pPr/>
       <w:r>
-        <w:t>Several species within the crow family, collectively called corvids, and including crows, ravens, and jays, have demonstrated, across a substantial body of careful experimental research, tool manufacture and tool use rivaling, and in some specific documented tasks arguably exceeding, that seen in some primates. New Caledonian crows, studied particularly extensively, have been documented not merely using found objects as tools, but actively manufacturing hooked tools from raw plant material, shaping and modifying the material specifically to improve the tool's function for extracting food from otherwise inaccessible crevices, a genuinely sophisticated behavior.</w:t>
+        <w:br/>
+        <w:br/>
+        <w:t>Several members of the crow family, called corvids, include crows, ravens, and jays. In careful experiments, these birds have shown tool use that rivals, and sometimes beats, what some primates can do. New Caledonian crows do not just pick up a found stick. They actually bend and shape plant material into hooked tools, purely to fish food out of tight crevices.</w:t>
       </w:r>
-    </w:p>
-    <w:p>
-      <w:pPr/>
       <w:r>
-        <w:t>What makes the corvid case especially striking, from an evolutionary perspective, is that the lineage leading to birds and the lineage leading to mammals, including primates, diverged from a common ancestor well over 300 million years ago, and bird brains are organized along an anatomically quite different plan from the mammalian brain, notably lacking the distinctive, layered neocortex structure that Dunbar's social brain research, discussed above, specifically focused on in primates. Sophisticated, tool-using, problem-solving intelligence, in other words, appears to have been independently arrived at along two genuinely separate underlying neural architectures, a clear instance of the same kind of convergent evolution Chapter 18 documented at length in other contexts, applied here to cognition itself.</w:t>
+        <w:br/>
+        <w:br/>
+        <w:t>What makes this striking is timing. Birds and mammals split from a shared ancestor more than 300 million years ago. Imagine one page for every million years: that split happened 300 pages back, roughly the thickness of a paperback novel. Bird brains are also built on a genuinely different plan from mammal brains. They lack the layered neocortex that Dunbar's research, above, focused on in primates.</w:t>
       </w:r>
-    </w:p>
-    <w:p>
-      <w:pPr/>
       <w:r>
-        <w:t>The octopus offers a still more dramatic case. Octopuses have demonstrated genuinely impressive problem-solving abilities in captivity, including navigating mazes, opening secured jars to retrieve food, and, in some documented and widely reported cases, apparently recognizing and remembering individual human caretakers. Their nervous system is organized in a manner unlike essentially any vertebrate: a substantial majority of an octopus's total neurons, by most estimates roughly two-thirds, reside not in its central brain at all, but distributed directly within its eight highly flexible arms, each of which appears capable of a striking, and still not fully understood, degree of independent, localized sensing and control. The octopus's most recent common ancestor with humans lived well over 500 million years ago, in a period likely predating even the Cambrian explosion of Chapter 15, and was almost certainly an extremely simple organism, bearing essentially no resemblance to either a modern octopus or a modern human. Sophisticated intelligence, evolved along this genuinely alien evolutionary path, stands as perhaps the single clearest existing piece of evidence available that complex cognition is not restricted to any one particular starting body plan or nervous system architecture.</w:t>
+        <w:br/>
+        <w:br/>
+        <w:t xml:space="preserve">So clever, tool-using intelligence appears to have arisen twice, along two separate nervous-system designs. This is the same kind of </w:t>
+      </w:r>
+      <w:r>
+        <w:rPr>
+          <w:b/>
+        </w:rPr>
+        <w:t>convergent evolution</w:t>
+      </w:r>
+      <w:r>
+        <w:t xml:space="preserve"> that Chapter 18 documented at length elsewhere. That means two separate lineages independently landing on a similar solution. Now it is showing up in the brain itself.</w:t>
+      </w:r>
+      <w:r>
+        <w:br/>
+        <w:br/>
+        <w:t>The octopus is an even more dramatic case. In captivity, octopuses navigate mazes and pry open jars to reach food. In some widely reported cases, they even seem to recognize individual human keepers.</w:t>
+      </w:r>
+      <w:r>
+        <w:br/>
+        <w:br/>
+        <w:t>Their nervous system is built like almost nothing else alive. Roughly two-thirds of an octopus's nerve cells sit not in its central brain, but out in its eight flexible arms. Each arm seems able to sense and act with a striking amount of independence.</w:t>
+      </w:r>
+      <w:r>
+        <w:br/>
+        <w:br/>
+        <w:t>Humans and octopuses last shared a common ancestor more than 500 million years ago. That was back before most animal body types alive today had even appeared. Using the same page-per-million-years picture, that is 500 pages back, about as thick as a small dictionary. That distant ancestor was almost certainly an extremely simple creature, nothing like either of us today. Intelligence built along this alien path may be the clearest evidence we have of something important. Complex thought is not tied to any one body plan or brain design.</w:t>
       </w:r>
     </w:p>
     <w:p>
       <w:pPr>
         <w:pStyle w:val="Heading1"/>
+        <w:ind w:left="0" w:right="0" w:firstLine="0"/>
+        <w:jc w:val="center"/>
       </w:pPr>
       <w:r>
         <w:t>The Evolutionary Value of Play</w:t>
       </w:r>
     </w:p>
     <w:p>
-      <w:pPr/>
+      <w:pPr>
+        <w:ind w:left="0" w:right="0" w:firstLine="0"/>
+        <w:jc w:val="center"/>
+      </w:pPr>
       <w:r>
-        <w:t>One further behavior deserves specific mention here, precisely because it initially appears, on the surface, to be a poor fit for the cost-benefit logic natural selection generally imposes on costly behaviors.</w:t>
+        <w:t>One more behavior deserves a look here. At first glance, it seems to break the cost-benefit rule evolution usually enforces.</w:t>
       </w:r>
-    </w:p>
-    <w:p>
-      <w:pPr/>
       <w:r>
-        <w:t>Play, observed across a wide range of mammal and bird species, young mammals in particular, appears to consume real energy, and to carry genuine, sometimes substantial physical risk, injury during rough play being a well-documented occurrence, without producing any obvious, immediate survival or reproductive benefit to the playing individual at the specific moment the play behavior occurs.</w:t>
+        <w:rPr>
+          <w:b/>
+        </w:rPr>
+        <w:br/>
+        <w:br/>
+        <w:t>Play</w:t>
       </w:r>
-    </w:p>
-    <w:p>
-      <w:pPr/>
       <w:r>
-        <w:t>The leading, though not entirely uncontested, explanation treats play as a low-stakes, comparatively safe practice environment, in which young animals can rehearse and refine physical skills, including predator evasion, fighting technique, and coordinated group behavior, alongside the physical skills, essential aspects of navigating complex social relationships of exactly the kind Dunbar's social brain hypothesis above emphasizes, all without facing the severe, frequently fatal consequences that an actual, real predator encounter, a genuine physical fight, or a serious social miscalculation would carry, if these same skills were instead being learned, for the very first time, under genuinely high-stakes conditions.</w:t>
+        <w:t>, seen across many mammals and birds, especially the young, burns real energy and carries real risk. Rough play can cause injury. Yet it produces no obvious, immediate benefit to survival or reproduction at the moment it happens.</w:t>
       </w:r>
-    </w:p>
-    <w:p>
-      <w:pPr/>
       <w:r>
-        <w:t>Viewed this way, the real, upfront cost of engaging in play is best understood as an evolutionary investment, paid in the present, in exchange for improved skill and competence delivered later, when those same skills genuinely matter, a cost-benefit tradeoff entirely consistent with the framework Chapter 7 laid out, simply applied here to a behavior rather than to a physical trait like beak size or fur color.</w:t>
+        <w:br/>
+        <w:br/>
+        <w:t>The leading explanation treats play as safe practice. Young animals get to rehearse skills. They can practice dodging a predator, fighting technique, and working together in a group. They can also practice the social skills Dunbar's hypothesis, above, cares about. They do all this without the deadly consequences a real predator, a real fight, or a real social mistake would carry.</w:t>
+      </w:r>
+      <w:r>
+        <w:br/>
+        <w:br/>
+        <w:t>Seen this way, play is an investment. The animal pays a cost now, in energy and risk. In exchange, it gets a skill that will matter later, when the stakes are real.</w:t>
       </w:r>
     </w:p>
     <w:p>
       <w:pPr>
         <w:pStyle w:val="Heading1"/>
+        <w:ind w:left="0" w:right="0" w:firstLine="0"/>
+        <w:jc w:val="center"/>
       </w:pPr>
       <w:r>
         <w:t>A Tower of Increasingly Capable Creatures</w:t>
       </w:r>
     </w:p>
     <w:p>
-      <w:pPr/>
+      <w:pPr>
+        <w:ind w:left="0" w:right="0" w:firstLine="0"/>
+        <w:jc w:val="center"/>
+      </w:pPr>
       <w:r>
-        <w:t>The philosopher Daniel Dennett, whose broader argument about evolution and the mind Chapter 25 will examine in considerably more detail, has proposed a useful, memorable framework for organizing the different kinds of behavioral flexibility this chapter has surveyed, which he calls the Tower of Generate-and-Test.</w:t>
+        <w:t xml:space="preserve">Daniel Dennett is a philosopher who writes about evolution and the mind. He built a memorable framework for organizing the different kinds of behavioral flexibility this chapter has covered. He calls it the </w:t>
       </w:r>
-    </w:p>
-    <w:p>
-      <w:pPr/>
       <w:r>
-        <w:t>At the base of Dennett's tower sit what he terms Darwinian creatures: organisms whose behavior is entirely fixed by their genetically inherited instincts, tested for adaptive value only across the slow, multi-generational process of natural selection itself, exactly as Chapter 7 described, with no capacity for any individual behavioral adjustment whatsoever within a single lifetime.</w:t>
+        <w:rPr>
+          <w:b/>
+        </w:rPr>
+        <w:t>Tower of Generate-and-Test</w:t>
       </w:r>
-    </w:p>
-    <w:p>
-      <w:pPr/>
       <w:r>
-        <w:t>One level up sit Skinnerian creatures, named for the behavioral psychologist B. F. Skinner, animals capable of individual, within-lifetime learning through direct trial and error, behaviors that happen, through some combination of chance and existing predisposition, to produce a favorable outcome are subsequently reinforced and repeated, a form of learning that requires the animal to actually, physically perform a given behavior in the real world in order to test whether it works.</w:t>
+        <w:t>. Chapter 25 will look at Dennett's broader ideas in more depth.</w:t>
       </w:r>
-    </w:p>
-    <w:p>
-      <w:pPr/>
       <w:r>
-        <w:t>A further level up sit Popperian creatures, named for the philosopher of science Karl Popper, animals capable of what Dennett calls testing candidate behaviors internally, in effect running a kind of rough simulation of a potential action's likely outcome inside their own mind, before ever having to actually attempt that action in the real world, allowing a genuinely risky or costly action to be discarded in advance, without ever incurring its real-world cost, an ability that plausibly underlies at least some of the sophisticated tool use documented in corvids and octopuses above.</w:t>
+        <w:br/>
+        <w:br/>
+        <w:t>At the bottom sit Darwinian creatures. Their behavior is entirely fixed by inborn instinct. Natural selection tests it for success only across many generations. A single animal cannot adjust its own behavior within its own lifetime.</w:t>
       </w:r>
-    </w:p>
-    <w:p>
-      <w:pPr/>
       <w:r>
-        <w:t>At the top of Dennett's tower sit what he terms Gregorian creatures, named for the psychologist Richard Gregory, animals, and as far as current evidence clearly shows, only humans, capable of borrowing and adapting entire cognitive tools, most notably language itself, invented and refined by other members of their own species, radically amplifying what any single individual could ever hope to work out entirely from scratch on their own, a capability that connects directly to Chapter 24's discussion of language and cumulative culture.</w:t>
+        <w:br/>
+        <w:br/>
+        <w:t>One level up sit Skinnerian creatures, named for B. F. Skinner, a psychologist who studied how reward shapes behavior. These animals learn by trial and error within their own lifetime. A behavior that happens to work, through some mix of luck and existing instinct, gets repeated. But the animal has to actually try the behavior in the real world to find out if it works.</w:t>
       </w:r>
-    </w:p>
-    <w:p>
-      <w:pPr/>
       <w:r>
-        <w:t>Dennett's tower is best understood as a genuinely useful, illustrative framework for organizing these different levels of behavioral flexibility along a single continuum, rather than as a strict, universally applicable evolutionary sequence that every single lineage must necessarily pass through in the exact order presented, and this book offers it here in that same illustrative spirit.</w:t>
+        <w:br/>
+        <w:br/>
+        <w:t>A level above that sit Popperian creatures, named for Karl Popper, a philosopher who studied how scientific ideas get tested. These animals can test an idea inside their own head first. They run a rough mental preview of what an action might lead to, before ever risking it for real. A costly mistake can be ruled out in advance. This ability plausibly explains some of the tool use seen in crows and octopuses above.</w:t>
+      </w:r>
+      <w:r>
+        <w:br/>
+        <w:br/>
+        <w:t>At the very top sit Gregorian creatures, named for Richard Gregory, a psychologist who studied how minds use borrowed ideas. As far as we can currently tell, only humans belong here. These are animals that can borrow ready-made mental tools, language above all, invented by other members of their own species. This hugely multiplies what any one individual could ever work out alone.</w:t>
+      </w:r>
+      <w:r>
+        <w:br/>
+        <w:br/>
+        <w:t>Dennett's tower is best treated as a helpful way to organize these levels of flexibility. It is not a strict staircase that every single lineage must climb in this exact order.</w:t>
       </w:r>
     </w:p>
     <w:p>
       <w:pPr>
         <w:pStyle w:val="Heading1"/>
+        <w:ind w:left="0" w:right="0" w:firstLine="0"/>
+        <w:jc w:val="center"/>
       </w:pPr>
       <w:r>
         <w:t>A Brain That Turns to Look at Itself</w:t>
       </w:r>
     </w:p>
     <w:p>
-      <w:pPr/>
+      <w:pPr>
+        <w:ind w:left="0" w:right="0" w:firstLine="0"/>
+        <w:jc w:val="center"/>
+      </w:pPr>
       <w:r>
-        <w:t>This chapter has traced nervous systems from the diffuse, decentralized nerve net of a jellyfish, through the specific interplay of instinct and learning revealed by imprinting, through Tinbergen's four distinct questions for any given behavior, through the social pressures that may have shaped unusually large primate brains, through two entirely separate evolutionary paths, corvid and cephalopod, that each independently arrived at genuinely sophisticated problem-solving intelligence, and finally up through Dennett's tower of increasingly flexible creatures, each level building meaningfully upon what came directly before it.</w:t>
+        <w:t>This chapter has traced a path. It started with the loose nerve net of a jellyfish. It moved through the mix of instinct and learning that imprinting reveals. It passed through Tinbergen's four questions. It passed through the social pressures that may have shaped large primate brains. It passed through two separate evolutionary routes, crow and octopus, that each landed on real problem-solving intelligence. And it climbed up through Dennett's tower of increasingly flexible creatures.</w:t>
       </w:r>
-    </w:p>
-    <w:p>
-      <w:pPr/>
       <w:r>
-        <w:t>At the very top of that tower sits a genuinely remarkable additional capability, one this chapter has deliberately left for its final section, because it is precisely where the next chapter in this book properly begins.</w:t>
+        <w:br/>
+        <w:br/>
+        <w:t>At the very top of that tower sits one more ability. It is saved for last, because it is exactly where the next chapter picks up.</w:t>
       </w:r>
-    </w:p>
-    <w:p>
-      <w:pPr/>
       <w:r>
-        <w:t>Some brains, our own included, do not stop at merely modeling the external world outside themselves, tracking where food, danger, and potential mates are likely to be found. They additionally construct an internal model of the very brain doing all that external modeling in the first place, in effect turning their own considerable predictive and representational machinery back around to look directly at itself.</w:t>
+        <w:br/>
+        <w:br/>
+        <w:t>Some brains, ours included, do not stop at modeling the outside world. They track where food, danger, and mates are likely to be. They also build a model of the very brain doing all that modeling. They turn their own machinery back around to look at itself.</w:t>
       </w:r>
-    </w:p>
-    <w:p>
-      <w:pPr/>
       <w:r>
-        <w:t>That specific, additional capability, a brain that has evolved the ability to model, represent, and predict its own internal states and behavior, and not merely the external world surrounding it, is where the next chapter in this book properly begins.</w:t>
+        <w:br/>
+        <w:br/>
+        <w:t>That one extra trick, a brain modeling itself, is a door this chapter will simply leave ajar.</w:t>
       </w:r>
     </w:p>
     <w:p>
       <w:pPr>
         <w:pStyle w:val="Heading1"/>
+        <w:ind w:left="0" w:right="0" w:firstLine="0"/>
+        <w:jc w:val="center"/>
       </w:pPr>
       <w:r>
         <w:t>The Evolutionary Punchline</w:t>
       </w:r>
     </w:p>
     <w:p>
-      <w:pPr/>
+      <w:pPr>
+        <w:ind w:left="0" w:right="0" w:firstLine="0"/>
+        <w:jc w:val="center"/>
+      </w:pPr>
       <w:r>
-        <w:t>A nervous system exists, at the most basic level, to solve one core problem: coordinating what an animal senses with how that same animal moves, and, in progressively more sophisticated lineages, to predict what is likely to happen next, before it actually does.</w:t>
+        <w:t>At its core, a nervous system solves one job. It links what an animal senses to how it moves. In the cleverer lineages, it also predicts what comes next before it happens.</w:t>
       </w:r>
-    </w:p>
-    <w:p>
-      <w:pPr/>
       <w:r>
-        <w:t>From that comparatively modest starting point, the diffuse, decentralized nerve net of a simple jellyfish, evolution has independently constructed genuinely sophisticated, flexible intelligence along at least two entirely separate architectural paths, the layered mammalian neocortex underlying primate cognition, and the radically different, largely arm-distributed nervous system of a cephalopod, neither one a necessary or inevitable prerequisite for the other.</w:t>
+        <w:br/>
+        <w:br/>
+        <w:t>From that modest start, a jellyfish's loose nerve net, evolution has done something remarkable. It has independently built real, flexible intelligence along at least two separate paths. One is the layered neocortex behind primate thinking. The other is the radically different, arm-scattered nervous system of an octopus. Neither path needed the other to exist.</w:t>
       </w:r>
-    </w:p>
-    <w:p>
-      <w:pPr/>
       <w:r>
-        <w:t>Instinct and learning, this chapter has shown, were never truly opposites to begin with, but rather two tightly interwoven threads of the very same underlying, expensive, hard-won cognitive machinery, an inheritance that, in at least one particular lineage on this one particular planet, eventually grew capable enough to construct a model not only of the external world surrounding it, but of the very brain doing all that considerable modeling in the first place.</w:t>
+        <w:br/>
+        <w:br/>
+        <w:t>Instinct and learning, this chapter has shown, were never really opposites. They are two tightly woven threads of the same costly, hard-won equipment. That inheritance, in at least one lineage on this one planet, eventually grew capable of something remarkable. It could build a model not just of the world outside, but of the very brain doing the modeling.</w:t>
       </w:r>
-    </w:p>
-    <w:p>
-      <w:pPr/>
       <w:r>
-        <w:t>That specific, additional, self-referential turn is where this book's story of minds, properly speaking, truly begins.</w:t>
+        <w:br/>
+        <w:br/>
+        <w:t>That extra, self-referential turn is where this book's story of minds truly begins.</w:t>
       </w:r>
     </w:p>
     <w:sectPr>
@@ -832,12 +970,12 @@
       <w:outlineLvl w:val="0"/>
     </w:pPr>
     <w:rPr>
-      <w:rFonts w:asciiTheme="majorHAnsi" w:eastAsiaTheme="majorEastAsia" w:hAnsiTheme="majorHAnsi" w:cstheme="majorBidi" w:ascii="Georgia" w:hAnsi="Georgia"/>
+      <w:rFonts w:ascii="Amazon Ember" w:hAnsi="Amazon Ember" w:cs="Amazon Ember"/>
       <w:b/>
       <w:bCs/>
-      <w:color w:val="365F91" w:themeColor="accent1" w:themeShade="BF"/>
-      <w:sz w:val="30"/>
-      <w:szCs w:val="28"/>
+      <w:color w:val="0000FF"/>
+      <w:sz w:val="36"/>
+      <w:szCs w:val="36"/>
     </w:rPr>
   </w:style>
   <w:style w:type="paragraph" w:styleId="Heading2">
@@ -1122,13 +1260,11 @@
       <w:jc w:val="center"/>
     </w:pPr>
     <w:rPr>
-      <w:rFonts w:asciiTheme="majorHAnsi" w:eastAsiaTheme="majorEastAsia" w:hAnsiTheme="majorHAnsi" w:cstheme="majorBidi" w:ascii="Georgia" w:hAnsi="Georgia"/>
+      <w:rFonts w:ascii="Amazon Ember" w:hAnsi="Amazon Ember" w:cs="Amazon Ember"/>
       <w:b/>
-      <w:color w:val="17365D" w:themeColor="text2" w:themeShade="BF"/>
-      <w:spacing w:val="5"/>
-      <w:kern w:val="28"/>
-      <w:sz w:val="40"/>
-      <w:szCs w:val="52"/>
+      <w:color w:val="0000FF"/>
+      <w:sz w:val="36"/>
+      <w:szCs w:val="36"/>
     </w:rPr>
   </w:style>
   <w:style w:type="character" w:customStyle="1" w:styleId="TitleChar">
